--- a/lab_02/Отчет/ИУ7-31Б_Постнов_Степан_лр_2.docx
+++ b/lab_02/Отчет/ИУ7-31Б_Постнов_Степан_лр_2.docx
@@ -1588,7 +1588,7 @@
                 <w:webHidden/>
                 <w:szCs w:val="28"/>
               </w:rPr>
-              <w:t>5</w:t>
+              <w:t>6</w:t>
             </w:r>
             <w:r>
               <w:rPr>
@@ -1874,7 +1874,7 @@
                 <w:sz w:val="28"/>
                 <w:szCs w:val="28"/>
               </w:rPr>
-              <w:t>7</w:t>
+              <w:t>8</w:t>
             </w:r>
             <w:r>
               <w:rPr>
@@ -2127,8 +2127,6 @@
           <w:szCs w:val="24"/>
         </w:rPr>
       </w:pPr>
-      <w:bookmarkStart w:id="1" w:name="_GoBack"/>
-      <w:bookmarkEnd w:id="1"/>
     </w:p>
     <w:p>
       <w:pPr>
@@ -2168,8 +2166,8 @@
           <w:szCs w:val="28"/>
         </w:rPr>
       </w:pPr>
-      <w:bookmarkStart w:id="2" w:name="__RefHeading___Toc1850_1830211148"/>
-      <w:bookmarkStart w:id="3" w:name="_Toc116090777"/>
+      <w:bookmarkStart w:id="1" w:name="__RefHeading___Toc1850_1830211148"/>
+      <w:bookmarkStart w:id="2" w:name="_Toc116090777"/>
       <w:r>
         <w:rPr>
           <w:rFonts w:ascii="Times New Roman" w:hAnsi="Times New Roman"/>
@@ -2179,8 +2177,8 @@
         <w:lastRenderedPageBreak/>
         <w:t>Условие задачи</w:t>
       </w:r>
+      <w:bookmarkEnd w:id="1"/>
       <w:bookmarkEnd w:id="2"/>
-      <w:bookmarkEnd w:id="3"/>
     </w:p>
     <w:p>
       <w:pPr>
@@ -2497,8 +2495,8 @@
           <w:szCs w:val="28"/>
         </w:rPr>
       </w:pPr>
-      <w:bookmarkStart w:id="4" w:name="__RefHeading___Toc1852_1830211148"/>
-      <w:bookmarkStart w:id="5" w:name="_Toc116090778"/>
+      <w:bookmarkStart w:id="3" w:name="__RefHeading___Toc1852_1830211148"/>
+      <w:bookmarkStart w:id="4" w:name="_Toc116090778"/>
       <w:r>
         <w:rPr>
           <w:rFonts w:ascii="Times New Roman" w:hAnsi="Times New Roman"/>
@@ -2507,8 +2505,8 @@
         </w:rPr>
         <w:t>Описание ТЗ</w:t>
       </w:r>
+      <w:bookmarkEnd w:id="3"/>
       <w:bookmarkEnd w:id="4"/>
-      <w:bookmarkEnd w:id="5"/>
     </w:p>
     <w:p>
       <w:pPr>
@@ -2520,8 +2518,8 @@
           <w:szCs w:val="28"/>
         </w:rPr>
       </w:pPr>
-      <w:bookmarkStart w:id="6" w:name="__RefHeading___Toc1854_1830211148"/>
-      <w:bookmarkStart w:id="7" w:name="_Toc116090779"/>
+      <w:bookmarkStart w:id="5" w:name="__RefHeading___Toc1854_1830211148"/>
+      <w:bookmarkStart w:id="6" w:name="_Toc116090779"/>
       <w:r>
         <w:rPr>
           <w:rFonts w:ascii="Times New Roman" w:hAnsi="Times New Roman"/>
@@ -2530,8 +2528,8 @@
         </w:rPr>
         <w:t>1. Описание входных данных</w:t>
       </w:r>
+      <w:bookmarkEnd w:id="5"/>
       <w:bookmarkEnd w:id="6"/>
-      <w:bookmarkEnd w:id="7"/>
     </w:p>
     <w:p>
       <w:r>
@@ -2986,7 +2984,7 @@
           <w:szCs w:val="28"/>
         </w:rPr>
       </w:pPr>
-      <w:bookmarkStart w:id="8" w:name="_Toc116090780"/>
+      <w:bookmarkStart w:id="7" w:name="_Toc116090780"/>
       <w:r>
         <w:rPr>
           <w:rFonts w:ascii="Times New Roman" w:hAnsi="Times New Roman"/>
@@ -3003,7 +3001,7 @@
         </w:rPr>
         <w:t>. Описание результатов работы программы</w:t>
       </w:r>
-      <w:bookmarkEnd w:id="8"/>
+      <w:bookmarkEnd w:id="7"/>
     </w:p>
     <w:p>
       <w:r>
@@ -3178,7 +3176,7 @@
           <w:szCs w:val="28"/>
         </w:rPr>
       </w:pPr>
-      <w:bookmarkStart w:id="9" w:name="_Toc116090781"/>
+      <w:bookmarkStart w:id="8" w:name="_Toc116090781"/>
       <w:r>
         <w:rPr>
           <w:rFonts w:ascii="Times New Roman" w:hAnsi="Times New Roman"/>
@@ -3187,7 +3185,7 @@
         </w:rPr>
         <w:t>3. Способ обращения к программе</w:t>
       </w:r>
-      <w:bookmarkEnd w:id="9"/>
+      <w:bookmarkEnd w:id="8"/>
     </w:p>
     <w:p>
       <w:r>
@@ -3232,6 +3230,7 @@
         <w:t>.</w:t>
       </w:r>
     </w:p>
+    <w:p/>
     <w:p>
       <w:pPr>
         <w:pStyle w:val="2"/>
@@ -3242,7 +3241,7 @@
           <w:szCs w:val="28"/>
         </w:rPr>
       </w:pPr>
-      <w:bookmarkStart w:id="10" w:name="_Toc116090782"/>
+      <w:bookmarkStart w:id="9" w:name="_Toc116090782"/>
       <w:r>
         <w:rPr>
           <w:rFonts w:ascii="Times New Roman" w:hAnsi="Times New Roman"/>
@@ -3251,7 +3250,7 @@
         </w:rPr>
         <w:t>4. Задача программы</w:t>
       </w:r>
-      <w:bookmarkEnd w:id="10"/>
+      <w:bookmarkEnd w:id="9"/>
     </w:p>
     <w:p>
       <w:r>
@@ -3372,14 +3371,15 @@
           <w:szCs w:val="28"/>
         </w:rPr>
       </w:pPr>
-      <w:bookmarkStart w:id="11" w:name="__RefHeading___Toc1860_1830211148"/>
-      <w:bookmarkStart w:id="12" w:name="_Toc116090783"/>
+      <w:bookmarkStart w:id="10" w:name="__RefHeading___Toc1860_1830211148"/>
+      <w:bookmarkStart w:id="11" w:name="_Toc116090783"/>
       <w:r>
         <w:rPr>
           <w:rFonts w:ascii="Times New Roman" w:hAnsi="Times New Roman"/>
           <w:sz w:val="28"/>
           <w:szCs w:val="28"/>
         </w:rPr>
+        <w:lastRenderedPageBreak/>
         <w:t>5</w:t>
       </w:r>
       <w:r>
@@ -3390,8 +3390,8 @@
         </w:rPr>
         <w:t>. Описание возможных аварийных ситуаций и ошибок пользователя</w:t>
       </w:r>
+      <w:bookmarkEnd w:id="10"/>
       <w:bookmarkEnd w:id="11"/>
-      <w:bookmarkEnd w:id="12"/>
     </w:p>
     <w:p>
       <w:pPr>
@@ -3420,7 +3420,6 @@
         </w:numPr>
       </w:pPr>
       <w:r>
-        <w:lastRenderedPageBreak/>
         <w:t>Код возврата</w:t>
       </w:r>
       <w:r>
@@ -3579,8 +3578,9 @@
       <w:r>
         <w:t xml:space="preserve">» </w:t>
       </w:r>
-    </w:p>
-    <w:p/>
+      <w:bookmarkStart w:id="12" w:name="_GoBack"/>
+      <w:bookmarkEnd w:id="12"/>
+    </w:p>
     <w:p>
       <w:pPr>
         <w:pStyle w:val="ab"/>
@@ -3875,27 +3875,7 @@
                 <w:sz w:val="20"/>
                 <w:lang w:val="en-US"/>
               </w:rPr>
-              <w:t xml:space="preserve"> </w:t>
-            </w:r>
-            <w:proofErr w:type="gramStart"/>
-            <w:r>
-              <w:rPr>
-                <w:rFonts w:ascii="Consolas" w:hAnsi="Consolas" w:cs="Courier New"/>
-                <w:color w:val="333333"/>
-                <w:sz w:val="20"/>
-                <w:lang w:val="en-US"/>
-              </w:rPr>
-              <w:t>model[</w:t>
-            </w:r>
-            <w:proofErr w:type="gramEnd"/>
-            <w:r>
-              <w:rPr>
-                <w:rFonts w:ascii="Consolas" w:hAnsi="Consolas" w:cs="Courier New"/>
-                <w:color w:val="333333"/>
-                <w:sz w:val="20"/>
-                <w:lang w:val="en-US"/>
-              </w:rPr>
-              <w:t xml:space="preserve">MODEL_LEN + </w:t>
+              <w:t xml:space="preserve"> model[MODEL_LEN + </w:t>
             </w:r>
             <w:r>
               <w:rPr>
@@ -3994,27 +3974,7 @@
                 <w:sz w:val="20"/>
                 <w:lang w:val="en-US"/>
               </w:rPr>
-              <w:t xml:space="preserve"> </w:t>
-            </w:r>
-            <w:proofErr w:type="gramStart"/>
-            <w:r>
-              <w:rPr>
-                <w:rFonts w:ascii="Consolas" w:hAnsi="Consolas" w:cs="Courier New"/>
-                <w:color w:val="333333"/>
-                <w:sz w:val="20"/>
-                <w:lang w:val="en-US"/>
-              </w:rPr>
-              <w:t>country[</w:t>
-            </w:r>
-            <w:proofErr w:type="gramEnd"/>
-            <w:r>
-              <w:rPr>
-                <w:rFonts w:ascii="Consolas" w:hAnsi="Consolas" w:cs="Courier New"/>
-                <w:color w:val="333333"/>
-                <w:sz w:val="20"/>
-                <w:lang w:val="en-US"/>
-              </w:rPr>
-              <w:t xml:space="preserve">COUNTRY_LEN + </w:t>
+              <w:t xml:space="preserve"> country[COUNTRY_LEN + </w:t>
             </w:r>
             <w:r>
               <w:rPr>
@@ -4192,27 +4152,7 @@
                 <w:sz w:val="20"/>
                 <w:lang w:val="en-US"/>
               </w:rPr>
-              <w:t xml:space="preserve"> </w:t>
-            </w:r>
-            <w:proofErr w:type="gramStart"/>
-            <w:r>
-              <w:rPr>
-                <w:rFonts w:ascii="Consolas" w:hAnsi="Consolas" w:cs="Courier New"/>
-                <w:color w:val="333333"/>
-                <w:sz w:val="20"/>
-                <w:lang w:val="en-US"/>
-              </w:rPr>
-              <w:t>color[</w:t>
-            </w:r>
-            <w:proofErr w:type="gramEnd"/>
-            <w:r>
-              <w:rPr>
-                <w:rFonts w:ascii="Consolas" w:hAnsi="Consolas" w:cs="Courier New"/>
-                <w:color w:val="333333"/>
-                <w:sz w:val="20"/>
-                <w:lang w:val="en-US"/>
-              </w:rPr>
-              <w:t xml:space="preserve">COLOR_LEN + </w:t>
+              <w:t xml:space="preserve"> color[COLOR_LEN + </w:t>
             </w:r>
             <w:r>
               <w:rPr>
@@ -5194,6 +5134,7 @@
                 <w:sz w:val="20"/>
                 <w:lang w:val="en-US"/>
               </w:rPr>
+              <w:lastRenderedPageBreak/>
               <w:t xml:space="preserve">    </w:t>
             </w:r>
             <w:r>
@@ -6428,6 +6369,7 @@
           <w:sz w:val="28"/>
           <w:szCs w:val="28"/>
         </w:rPr>
+        <w:lastRenderedPageBreak/>
         <w:t>Сравнение эффективности алгоритмов и сортировок</w:t>
       </w:r>
       <w:bookmarkEnd w:id="16"/>
@@ -6493,7 +6435,6 @@
                 <w:sz w:val="20"/>
                 <w:lang w:val="en-US"/>
               </w:rPr>
-              <w:lastRenderedPageBreak/>
               <w:t>-------------------------------------------------------------------------------</w:t>
             </w:r>
           </w:p>
@@ -10224,7 +10165,7 @@
   <w:abstractNum w:abstractNumId="22" w15:restartNumberingAfterBreak="0">
     <w:nsid w:val="4F7C1871"/>
     <w:multiLevelType w:val="hybridMultilevel"/>
-    <w:tmpl w:val="AC164C9E"/>
+    <w:tmpl w:val="470E5EA0"/>
     <w:lvl w:ilvl="0" w:tplc="0419000F">
       <w:start w:val="1"/>
       <w:numFmt w:val="decimal"/>
